--- a/public/fun/forms/이력서_비서·사무행정_6_NCS형.docx
+++ b/public/fun/forms/이력서_비서·사무행정_6_NCS형.docx
@@ -505,7 +505,19 @@
             <w:tcW w:type="dxa" w:w="2085"/>
             <w:vAlign w:val="center"/>
           </w:tcPr>
-          <w:p/>
+          <w:p>
+            <w:pPr>
+              <w:spacing w:before="0" w:after="0"/>
+              <w:jc w:val="left"/>
+            </w:pPr>
+            <w:r>
+              <w:rPr>
+                <w:color w:val="A9B0B8"/>
+                <w:sz w:val="16"/>
+              </w:rPr>
+              <w:t>예) 2023.05.</w:t>
+            </w:r>
+          </w:p>
         </w:tc>
         <w:tc>
           <w:tcPr>
@@ -526,7 +538,19 @@
             <w:tcW w:type="dxa" w:w="2775"/>
             <w:vAlign w:val="center"/>
           </w:tcPr>
-          <w:p/>
+          <w:p>
+            <w:pPr>
+              <w:spacing w:before="0" w:after="0"/>
+              <w:jc w:val="left"/>
+            </w:pPr>
+            <w:r>
+              <w:rPr>
+                <w:color w:val="A9B0B8"/>
+                <w:sz w:val="16"/>
+              </w:rPr>
+              <w:t>우수 · 장학 등</w:t>
+            </w:r>
+          </w:p>
         </w:tc>
       </w:tr>
       <w:tr>
@@ -718,21 +742,57 @@
             <w:tcW w:type="dxa" w:w="2085"/>
             <w:vAlign w:val="center"/>
           </w:tcPr>
-          <w:p/>
+          <w:p>
+            <w:pPr>
+              <w:spacing w:before="0" w:after="0"/>
+              <w:jc w:val="left"/>
+            </w:pPr>
+            <w:r>
+              <w:rPr>
+                <w:color w:val="A9B0B8"/>
+                <w:sz w:val="16"/>
+              </w:rPr>
+              <w:t>예) 2022.03 ~ 2024.02</w:t>
+            </w:r>
+          </w:p>
         </w:tc>
         <w:tc>
           <w:tcPr>
             <w:tcW w:type="dxa" w:w="4170"/>
             <w:vAlign w:val="center"/>
           </w:tcPr>
-          <w:p/>
+          <w:p>
+            <w:pPr>
+              <w:spacing w:before="0" w:after="0"/>
+              <w:jc w:val="left"/>
+            </w:pPr>
+            <w:r>
+              <w:rPr>
+                <w:color w:val="A9B0B8"/>
+                <w:sz w:val="16"/>
+              </w:rPr>
+              <w:t>○○대학교</w:t>
+            </w:r>
+          </w:p>
         </w:tc>
         <w:tc>
           <w:tcPr>
             <w:tcW w:type="dxa" w:w="4155"/>
             <w:vAlign w:val="center"/>
           </w:tcPr>
-          <w:p/>
+          <w:p>
+            <w:pPr>
+              <w:spacing w:before="0" w:after="0"/>
+              <w:jc w:val="left"/>
+            </w:pPr>
+            <w:r>
+              <w:rPr>
+                <w:color w:val="A9B0B8"/>
+                <w:sz w:val="16"/>
+              </w:rPr>
+              <w:t>○○학과 (학점 3.8/4.5)</w:t>
+            </w:r>
+          </w:p>
         </w:tc>
       </w:tr>
       <w:tr>
@@ -1310,28 +1370,76 @@
             <w:tcW w:type="dxa" w:w="2085"/>
             <w:vAlign w:val="center"/>
           </w:tcPr>
-          <w:p/>
+          <w:p>
+            <w:pPr>
+              <w:spacing w:before="0" w:after="0"/>
+              <w:jc w:val="left"/>
+            </w:pPr>
+            <w:r>
+              <w:rPr>
+                <w:color w:val="A9B0B8"/>
+                <w:sz w:val="16"/>
+              </w:rPr>
+              <w:t>예) 2022.03 ~ 2024.02</w:t>
+            </w:r>
+          </w:p>
         </w:tc>
         <w:tc>
           <w:tcPr>
             <w:tcW w:type="dxa" w:w="2775"/>
             <w:vAlign w:val="center"/>
           </w:tcPr>
-          <w:p/>
+          <w:p>
+            <w:pPr>
+              <w:spacing w:before="0" w:after="0"/>
+              <w:jc w:val="left"/>
+            </w:pPr>
+            <w:r>
+              <w:rPr>
+                <w:color w:val="A9B0B8"/>
+                <w:sz w:val="16"/>
+              </w:rPr>
+              <w:t>○○(주) / ○○부</w:t>
+            </w:r>
+          </w:p>
         </w:tc>
         <w:tc>
           <w:tcPr>
             <w:tcW w:type="dxa" w:w="2775"/>
             <w:vAlign w:val="center"/>
           </w:tcPr>
-          <w:p/>
+          <w:p>
+            <w:pPr>
+              <w:spacing w:before="0" w:after="0"/>
+              <w:jc w:val="left"/>
+            </w:pPr>
+            <w:r>
+              <w:rPr>
+                <w:color w:val="A9B0B8"/>
+                <w:sz w:val="16"/>
+              </w:rPr>
+              <w:t>사원</w:t>
+            </w:r>
+          </w:p>
         </w:tc>
         <w:tc>
           <w:tcPr>
             <w:tcW w:type="dxa" w:w="2775"/>
             <w:vAlign w:val="center"/>
           </w:tcPr>
-          <w:p/>
+          <w:p>
+            <w:pPr>
+              <w:spacing w:before="0" w:after="0"/>
+              <w:jc w:val="left"/>
+            </w:pPr>
+            <w:r>
+              <w:rPr>
+                <w:color w:val="A9B0B8"/>
+                <w:sz w:val="16"/>
+              </w:rPr>
+              <w:t>맡은 일 + 숫자 성과</w:t>
+            </w:r>
+          </w:p>
         </w:tc>
       </w:tr>
       <w:tr>

--- a/public/fun/forms/이력서_비서·사무행정_6_NCS형.docx
+++ b/public/fun/forms/이력서_비서·사무행정_6_NCS형.docx
@@ -109,10 +109,10 @@
       </w:tblPr>
       <w:tblGrid>
         <w:gridCol w:w="1695"/>
-        <w:gridCol w:w="1200"/>
+        <w:gridCol w:w="1230"/>
         <w:gridCol w:w="3255"/>
-        <w:gridCol w:w="1200"/>
-        <w:gridCol w:w="3060"/>
+        <w:gridCol w:w="1230"/>
+        <w:gridCol w:w="3000"/>
       </w:tblGrid>
       <w:tr>
         <w:trPr>
@@ -143,7 +143,7 @@
         </w:tc>
         <w:tc>
           <w:tcPr>
-            <w:tcW w:type="dxa" w:w="1200"/>
+            <w:tcW w:type="dxa" w:w="1230"/>
             <w:shd w:val="clear" w:color="auto" w:fill="F1F6F5"/>
             <w:vAlign w:val="center"/>
           </w:tcPr>
@@ -171,7 +171,7 @@
         </w:tc>
         <w:tc>
           <w:tcPr>
-            <w:tcW w:type="dxa" w:w="1200"/>
+            <w:tcW w:type="dxa" w:w="1230"/>
             <w:shd w:val="clear" w:color="auto" w:fill="F1F6F5"/>
             <w:vAlign w:val="center"/>
           </w:tcPr>
@@ -192,7 +192,7 @@
         </w:tc>
         <w:tc>
           <w:tcPr>
-            <w:tcW w:type="dxa" w:w="3060"/>
+            <w:tcW w:type="dxa" w:w="3000"/>
             <w:vAlign w:val="center"/>
           </w:tcPr>
           <w:p/>
@@ -212,7 +212,7 @@
         </w:tc>
         <w:tc>
           <w:tcPr>
-            <w:tcW w:type="dxa" w:w="1200"/>
+            <w:tcW w:type="dxa" w:w="1230"/>
             <w:shd w:val="clear" w:color="auto" w:fill="F1F6F5"/>
             <w:vAlign w:val="center"/>
           </w:tcPr>
@@ -240,7 +240,7 @@
         </w:tc>
         <w:tc>
           <w:tcPr>
-            <w:tcW w:type="dxa" w:w="1200"/>
+            <w:tcW w:type="dxa" w:w="1230"/>
             <w:shd w:val="clear" w:color="auto" w:fill="F1F6F5"/>
             <w:vAlign w:val="center"/>
           </w:tcPr>
@@ -261,7 +261,7 @@
         </w:tc>
         <w:tc>
           <w:tcPr>
-            <w:tcW w:type="dxa" w:w="3060"/>
+            <w:tcW w:type="dxa" w:w="3000"/>
             <w:vAlign w:val="center"/>
           </w:tcPr>
           <w:p/>
@@ -281,7 +281,7 @@
         </w:tc>
         <w:tc>
           <w:tcPr>
-            <w:tcW w:type="dxa" w:w="1200"/>
+            <w:tcW w:type="dxa" w:w="1230"/>
             <w:shd w:val="clear" w:color="auto" w:fill="F1F6F5"/>
             <w:vAlign w:val="center"/>
           </w:tcPr>
@@ -309,7 +309,7 @@
         </w:tc>
         <w:tc>
           <w:tcPr>
-            <w:tcW w:type="dxa" w:w="1200"/>
+            <w:tcW w:type="dxa" w:w="1230"/>
             <w:shd w:val="clear" w:color="auto" w:fill="F1F6F5"/>
             <w:vAlign w:val="center"/>
           </w:tcPr>
@@ -330,7 +330,7 @@
         </w:tc>
         <w:tc>
           <w:tcPr>
-            <w:tcW w:type="dxa" w:w="3060"/>
+            <w:tcW w:type="dxa" w:w="3000"/>
             <w:vAlign w:val="center"/>
           </w:tcPr>
           <w:p/>
@@ -1559,10 +1559,10 @@
         <w:tblLook w:firstColumn="1" w:firstRow="1" w:lastColumn="0" w:lastRow="0" w:noHBand="0" w:noVBand="1" w:val="04A0"/>
       </w:tblPr>
       <w:tblGrid>
-        <w:gridCol w:w="1380"/>
-        <w:gridCol w:w="3825"/>
-        <w:gridCol w:w="1380"/>
-        <w:gridCol w:w="3825"/>
+        <w:gridCol w:w="1545"/>
+        <w:gridCol w:w="3660"/>
+        <w:gridCol w:w="1545"/>
+        <w:gridCol w:w="3660"/>
       </w:tblGrid>
       <w:tr>
         <w:trPr>
@@ -1571,7 +1571,7 @@
         </w:trPr>
         <w:tc>
           <w:tcPr>
-            <w:tcW w:type="dxa" w:w="1380"/>
+            <w:tcW w:type="dxa" w:w="1545"/>
             <w:shd w:val="clear" w:color="auto" w:fill="F1F6F5"/>
             <w:vAlign w:val="center"/>
           </w:tcPr>
@@ -1592,13 +1592,13 @@
         </w:tc>
         <w:tc>
           <w:tcPr>
-            <w:tcW w:type="dxa" w:w="3825"/>
+            <w:tcW w:type="dxa" w:w="3660"/>
           </w:tcPr>
           <w:p/>
         </w:tc>
         <w:tc>
           <w:tcPr>
-            <w:tcW w:type="dxa" w:w="1380"/>
+            <w:tcW w:type="dxa" w:w="1545"/>
             <w:shd w:val="clear" w:color="auto" w:fill="F1F6F5"/>
             <w:vAlign w:val="center"/>
           </w:tcPr>
@@ -1619,7 +1619,7 @@
         </w:tc>
         <w:tc>
           <w:tcPr>
-            <w:tcW w:type="dxa" w:w="3825"/>
+            <w:tcW w:type="dxa" w:w="3660"/>
           </w:tcPr>
           <w:p/>
         </w:tc>
@@ -1631,7 +1631,7 @@
         </w:trPr>
         <w:tc>
           <w:tcPr>
-            <w:tcW w:type="dxa" w:w="1380"/>
+            <w:tcW w:type="dxa" w:w="1545"/>
             <w:shd w:val="clear" w:color="auto" w:fill="F1F6F5"/>
             <w:vAlign w:val="center"/>
           </w:tcPr>
@@ -1652,13 +1652,13 @@
         </w:tc>
         <w:tc>
           <w:tcPr>
-            <w:tcW w:type="dxa" w:w="3825"/>
+            <w:tcW w:type="dxa" w:w="3660"/>
           </w:tcPr>
           <w:p/>
         </w:tc>
         <w:tc>
           <w:tcPr>
-            <w:tcW w:type="dxa" w:w="1380"/>
+            <w:tcW w:type="dxa" w:w="1545"/>
             <w:shd w:val="clear" w:color="auto" w:fill="F1F6F5"/>
             <w:vAlign w:val="center"/>
           </w:tcPr>
@@ -1673,13 +1673,15 @@
                 <w:color w:val="1F5147"/>
                 <w:sz w:val="18"/>
               </w:rPr>
-              <w:t>사용 기술 · 도구</w:t>
+              <w:t>사용 기술 ·</w:t>
+              <w:br/>
+              <w:t>도구</w:t>
             </w:r>
           </w:p>
         </w:tc>
         <w:tc>
           <w:tcPr>
-            <w:tcW w:type="dxa" w:w="3825"/>
+            <w:tcW w:type="dxa" w:w="3660"/>
           </w:tcPr>
           <w:p/>
         </w:tc>
@@ -1691,7 +1693,7 @@
         </w:trPr>
         <w:tc>
           <w:tcPr>
-            <w:tcW w:type="dxa" w:w="1380"/>
+            <w:tcW w:type="dxa" w:w="1545"/>
             <w:shd w:val="clear" w:color="auto" w:fill="F1F6F5"/>
             <w:vAlign w:val="center"/>
           </w:tcPr>
@@ -1712,7 +1714,7 @@
         </w:tc>
         <w:tc>
           <w:tcPr>
-            <w:tcW w:type="dxa" w:w="9030"/>
+            <w:tcW w:type="dxa" w:w="8865"/>
             <w:gridSpan w:val="3"/>
           </w:tcPr>
           <w:p/>
@@ -1725,7 +1727,7 @@
         </w:trPr>
         <w:tc>
           <w:tcPr>
-            <w:tcW w:type="dxa" w:w="1380"/>
+            <w:tcW w:type="dxa" w:w="1545"/>
             <w:shd w:val="clear" w:color="auto" w:fill="F1F6F5"/>
             <w:vAlign w:val="center"/>
           </w:tcPr>
@@ -1746,7 +1748,7 @@
         </w:tc>
         <w:tc>
           <w:tcPr>
-            <w:tcW w:type="dxa" w:w="9030"/>
+            <w:tcW w:type="dxa" w:w="8865"/>
             <w:gridSpan w:val="3"/>
           </w:tcPr>
           <w:p/>
@@ -1780,10 +1782,10 @@
         <w:tblLook w:firstColumn="1" w:firstRow="1" w:lastColumn="0" w:lastRow="0" w:noHBand="0" w:noVBand="1" w:val="04A0"/>
       </w:tblPr>
       <w:tblGrid>
-        <w:gridCol w:w="1380"/>
-        <w:gridCol w:w="3825"/>
-        <w:gridCol w:w="1380"/>
-        <w:gridCol w:w="3825"/>
+        <w:gridCol w:w="1545"/>
+        <w:gridCol w:w="3660"/>
+        <w:gridCol w:w="1545"/>
+        <w:gridCol w:w="3660"/>
       </w:tblGrid>
       <w:tr>
         <w:trPr>
@@ -1792,7 +1794,7 @@
         </w:trPr>
         <w:tc>
           <w:tcPr>
-            <w:tcW w:type="dxa" w:w="1380"/>
+            <w:tcW w:type="dxa" w:w="1545"/>
             <w:shd w:val="clear" w:color="auto" w:fill="F1F6F5"/>
             <w:vAlign w:val="center"/>
           </w:tcPr>
@@ -1813,13 +1815,13 @@
         </w:tc>
         <w:tc>
           <w:tcPr>
-            <w:tcW w:type="dxa" w:w="3825"/>
+            <w:tcW w:type="dxa" w:w="3660"/>
           </w:tcPr>
           <w:p/>
         </w:tc>
         <w:tc>
           <w:tcPr>
-            <w:tcW w:type="dxa" w:w="1380"/>
+            <w:tcW w:type="dxa" w:w="1545"/>
             <w:shd w:val="clear" w:color="auto" w:fill="F1F6F5"/>
             <w:vAlign w:val="center"/>
           </w:tcPr>
@@ -1840,7 +1842,7 @@
         </w:tc>
         <w:tc>
           <w:tcPr>
-            <w:tcW w:type="dxa" w:w="3825"/>
+            <w:tcW w:type="dxa" w:w="3660"/>
           </w:tcPr>
           <w:p/>
         </w:tc>
@@ -1852,7 +1854,7 @@
         </w:trPr>
         <w:tc>
           <w:tcPr>
-            <w:tcW w:type="dxa" w:w="1380"/>
+            <w:tcW w:type="dxa" w:w="1545"/>
             <w:shd w:val="clear" w:color="auto" w:fill="F1F6F5"/>
             <w:vAlign w:val="center"/>
           </w:tcPr>
@@ -1873,13 +1875,13 @@
         </w:tc>
         <w:tc>
           <w:tcPr>
-            <w:tcW w:type="dxa" w:w="3825"/>
+            <w:tcW w:type="dxa" w:w="3660"/>
           </w:tcPr>
           <w:p/>
         </w:tc>
         <w:tc>
           <w:tcPr>
-            <w:tcW w:type="dxa" w:w="1380"/>
+            <w:tcW w:type="dxa" w:w="1545"/>
             <w:shd w:val="clear" w:color="auto" w:fill="F1F6F5"/>
             <w:vAlign w:val="center"/>
           </w:tcPr>
@@ -1894,13 +1896,15 @@
                 <w:color w:val="1F5147"/>
                 <w:sz w:val="18"/>
               </w:rPr>
-              <w:t>사용 기술 · 도구</w:t>
+              <w:t>사용 기술 ·</w:t>
+              <w:br/>
+              <w:t>도구</w:t>
             </w:r>
           </w:p>
         </w:tc>
         <w:tc>
           <w:tcPr>
-            <w:tcW w:type="dxa" w:w="3825"/>
+            <w:tcW w:type="dxa" w:w="3660"/>
           </w:tcPr>
           <w:p/>
         </w:tc>
@@ -1912,7 +1916,7 @@
         </w:trPr>
         <w:tc>
           <w:tcPr>
-            <w:tcW w:type="dxa" w:w="1380"/>
+            <w:tcW w:type="dxa" w:w="1545"/>
             <w:shd w:val="clear" w:color="auto" w:fill="F1F6F5"/>
             <w:vAlign w:val="center"/>
           </w:tcPr>
@@ -1933,7 +1937,7 @@
         </w:tc>
         <w:tc>
           <w:tcPr>
-            <w:tcW w:type="dxa" w:w="9030"/>
+            <w:tcW w:type="dxa" w:w="8865"/>
             <w:gridSpan w:val="3"/>
           </w:tcPr>
           <w:p/>
@@ -1946,7 +1950,7 @@
         </w:trPr>
         <w:tc>
           <w:tcPr>
-            <w:tcW w:type="dxa" w:w="1380"/>
+            <w:tcW w:type="dxa" w:w="1545"/>
             <w:shd w:val="clear" w:color="auto" w:fill="F1F6F5"/>
             <w:vAlign w:val="center"/>
           </w:tcPr>
@@ -1967,7 +1971,7 @@
         </w:tc>
         <w:tc>
           <w:tcPr>
-            <w:tcW w:type="dxa" w:w="9030"/>
+            <w:tcW w:type="dxa" w:w="8865"/>
             <w:gridSpan w:val="3"/>
           </w:tcPr>
           <w:p/>

--- a/public/fun/forms/이력서_비서·사무행정_6_NCS형.docx
+++ b/public/fun/forms/이력서_비서·사무행정_6_NCS형.docx
@@ -515,7 +515,7 @@
                 <w:color w:val="A9B0B8"/>
                 <w:sz w:val="16"/>
               </w:rPr>
-              <w:t>예) 2023.05.</w:t>
+              <w:t>예) ○○○○.○○.</w:t>
             </w:r>
           </w:p>
         </w:tc>
@@ -752,7 +752,7 @@
                 <w:color w:val="A9B0B8"/>
                 <w:sz w:val="16"/>
               </w:rPr>
-              <w:t>예) 2022.03 ~ 2024.02</w:t>
+              <w:t>예) ○○○○.○○ ~ ○○○○.○○</w:t>
             </w:r>
           </w:p>
         </w:tc>
@@ -771,7 +771,7 @@
                 <w:color w:val="A9B0B8"/>
                 <w:sz w:val="16"/>
               </w:rPr>
-              <w:t>○○대학교</w:t>
+              <w:t>학교명 입력</w:t>
             </w:r>
           </w:p>
         </w:tc>
@@ -790,7 +790,7 @@
                 <w:color w:val="A9B0B8"/>
                 <w:sz w:val="16"/>
               </w:rPr>
-              <w:t>○○학과 (학점 3.8/4.5)</w:t>
+              <w:t>○○학과 (학점 입력)</w:t>
             </w:r>
           </w:p>
         </w:tc>
@@ -1380,7 +1380,7 @@
                 <w:color w:val="A9B0B8"/>
                 <w:sz w:val="16"/>
               </w:rPr>
-              <w:t>예) 2022.03 ~ 2024.02</w:t>
+              <w:t>예) ○○○○.○○ ~ ○○○○.○○</w:t>
             </w:r>
           </w:p>
         </w:tc>
@@ -1993,7 +1993,7 @@
         <w:rPr>
           <w:sz w:val="19"/>
         </w:rPr>
-        <w:t>위 내용은 사실과 다름이 없음을 확인합니다.     20      년      월      일     작성자 :  ______________  (서명)</w:t>
+        <w:t>위 내용은 사실과 다름이 없음을 확인합니다.           년      월      일     작성자 :  ______________  (서명)</w:t>
       </w:r>
     </w:p>
     <w:p>
@@ -2259,7 +2259,7 @@
                 <w:color w:val="3D8577"/>
                 <w:sz w:val="19"/>
               </w:rPr>
-              <w:t>2021~현재 · ○○(주) 대표이사 비서 · 일정 조율 월 60건 · 회의 자료 준비 시간 40% 단축</w:t>
+              <w:t>기간 입력 · ○○(주) 대표이사 비서 · 일정 조율 월 60건 · 회의 자료 준비 시간 40% 단축</w:t>
             </w:r>
           </w:p>
         </w:tc>
